--- a/231994-HayatIshfaq-Final-Term-Project-CRM.docx
+++ b/231994-HayatIshfaq-Final-Term-Project-CRM.docx
@@ -405,8 +405,6 @@
         </w:rPr>
         <w:t xml:space="preserve"> </w:t>
       </w:r>
-      <w:bookmarkStart w:id="0" w:name="_GoBack"/>
-      <w:bookmarkEnd w:id="0"/>
       <w:r>
         <w:rPr>
           <w:rFonts w:asciiTheme="majorBidi" w:hAnsiTheme="majorBidi" w:cstheme="majorBidi"/>
@@ -757,39 +755,38 @@
       <w:pPr>
         <w:jc w:val="center"/>
         <w:rPr>
-          <w:sz w:val="32"/>
-          <w:szCs w:val="32"/>
-        </w:rPr>
-      </w:pPr>
-      <w:r>
-        <w:rPr>
           <w:rFonts w:asciiTheme="majorBidi" w:hAnsiTheme="majorBidi" w:cstheme="majorBidi"/>
           <w:b/>
           <w:noProof/>
           <w:sz w:val="40"/>
           <w:szCs w:val="40"/>
         </w:rPr>
+      </w:pPr>
+      <w:r>
+        <w:rPr>
+          <w:rFonts w:asciiTheme="majorBidi" w:hAnsiTheme="majorBidi" w:cstheme="majorBidi"/>
+          <w:b/>
+          <w:noProof/>
+          <w:sz w:val="40"/>
+          <w:szCs w:val="40"/>
+        </w:rPr>
         <w:lastRenderedPageBreak/>
         <w:t>Github URL:</w:t>
       </w:r>
       <w:r>
-        <w:rPr>
-          <w:rFonts w:asciiTheme="majorBidi" w:hAnsiTheme="majorBidi" w:cstheme="majorBidi"/>
-          <w:b/>
-          <w:noProof/>
-          <w:sz w:val="40"/>
-          <w:szCs w:val="40"/>
-        </w:rPr>
         <w:t xml:space="preserve"> </w:t>
       </w:r>
       <w:hyperlink r:id="rId9" w:history="1">
         <w:r>
           <w:rPr>
             <w:rStyle w:val="Hyperlink"/>
-            <w:sz w:val="32"/>
-            <w:szCs w:val="32"/>
+            <w:rFonts w:asciiTheme="majorBidi" w:hAnsiTheme="majorBidi" w:cstheme="majorBidi"/>
+            <w:bCs/>
+            <w:noProof/>
+            <w:sz w:val="40"/>
+            <w:szCs w:val="40"/>
           </w:rPr>
-          <w:t>https://github.com/hayat-ishfaq/uni-full-stack-programming-lab/tree/5d1573dea6213c8913ac9f56d016c734be312eee/Lab_10full_Stack_Node_Express</w:t>
+          <w:t>https://github.com/hayat-ishfaq/uni-full-stack-programming-lab/tree/d34727f74e4bc7dd76f6a0a2010b4b232a576db6/Final_Term_Project_CRM</w:t>
         </w:r>
       </w:hyperlink>
     </w:p>
@@ -797,69 +794,76 @@
       <w:pPr>
         <w:jc w:val="center"/>
         <w:rPr>
+          <w:sz w:val="32"/>
+          <w:szCs w:val="32"/>
+        </w:rPr>
+      </w:pPr>
+      <w:r>
+        <w:rPr>
+          <w:sz w:val="32"/>
+          <w:szCs w:val="32"/>
+        </w:rPr>
+        <w:t xml:space="preserve"> </w:t>
+      </w:r>
+      <w:bookmarkStart w:id="0" w:name="_GoBack"/>
+      <w:bookmarkEnd w:id="0"/>
+    </w:p>
+    <w:p>
+      <w:pPr>
+        <w:jc w:val="center"/>
+        <w:rPr>
           <w:rFonts w:asciiTheme="majorBidi" w:hAnsiTheme="majorBidi" w:cstheme="majorBidi"/>
           <w:b/>
+          <w:bCs/>
+          <w:sz w:val="40"/>
+          <w:szCs w:val="40"/>
+          <w:u w:val="single"/>
+        </w:rPr>
+      </w:pPr>
+      <w:r>
+        <w:rPr>
+          <w:rFonts w:asciiTheme="majorBidi" w:hAnsiTheme="majorBidi" w:cstheme="majorBidi"/>
+          <w:b/>
+          <w:bCs/>
+          <w:sz w:val="40"/>
+          <w:szCs w:val="40"/>
+          <w:u w:val="single"/>
+        </w:rPr>
+        <w:t>Output Screenshots</w:t>
+      </w:r>
+    </w:p>
+    <w:p>
+      <w:pPr>
+        <w:rPr>
+          <w:rFonts w:asciiTheme="majorBidi" w:hAnsiTheme="majorBidi" w:cstheme="majorBidi"/>
+          <w:sz w:val="32"/>
+          <w:szCs w:val="32"/>
+          <w:u w:val="single"/>
+        </w:rPr>
+      </w:pPr>
+      <w:r>
+        <w:rPr>
+          <w:rFonts w:asciiTheme="majorBidi" w:hAnsiTheme="majorBidi" w:cstheme="majorBidi"/>
+          <w:sz w:val="32"/>
+          <w:szCs w:val="32"/>
+          <w:u w:val="single"/>
+        </w:rPr>
+        <w:t>Sign-in:</w:t>
+      </w:r>
+    </w:p>
+    <w:p>
+      <w:pPr>
+        <w:rPr>
+          <w:rFonts w:asciiTheme="majorBidi" w:hAnsiTheme="majorBidi" w:cstheme="majorBidi"/>
+          <w:sz w:val="32"/>
+          <w:szCs w:val="32"/>
+          <w:u w:val="single"/>
+        </w:rPr>
+      </w:pPr>
+      <w:r>
+        <w:rPr>
+          <w:rFonts w:asciiTheme="majorBidi" w:hAnsiTheme="majorBidi" w:cstheme="majorBidi"/>
           <w:noProof/>
-          <w:sz w:val="40"/>
-          <w:szCs w:val="40"/>
-        </w:rPr>
-      </w:pPr>
-    </w:p>
-    <w:p>
-      <w:pPr>
-        <w:jc w:val="center"/>
-        <w:rPr>
-          <w:rFonts w:asciiTheme="majorBidi" w:hAnsiTheme="majorBidi" w:cstheme="majorBidi"/>
-          <w:b/>
-          <w:bCs/>
-          <w:sz w:val="40"/>
-          <w:szCs w:val="40"/>
-          <w:u w:val="single"/>
-        </w:rPr>
-      </w:pPr>
-      <w:r>
-        <w:rPr>
-          <w:rFonts w:asciiTheme="majorBidi" w:hAnsiTheme="majorBidi" w:cstheme="majorBidi"/>
-          <w:b/>
-          <w:bCs/>
-          <w:sz w:val="40"/>
-          <w:szCs w:val="40"/>
-          <w:u w:val="single"/>
-        </w:rPr>
-        <w:t>Output Screenshots</w:t>
-      </w:r>
-    </w:p>
-    <w:p>
-      <w:pPr>
-        <w:rPr>
-          <w:rFonts w:asciiTheme="majorBidi" w:hAnsiTheme="majorBidi" w:cstheme="majorBidi"/>
-          <w:sz w:val="32"/>
-          <w:szCs w:val="32"/>
-          <w:u w:val="single"/>
-        </w:rPr>
-      </w:pPr>
-      <w:r>
-        <w:rPr>
-          <w:rFonts w:asciiTheme="majorBidi" w:hAnsiTheme="majorBidi" w:cstheme="majorBidi"/>
-          <w:sz w:val="32"/>
-          <w:szCs w:val="32"/>
-          <w:u w:val="single"/>
-        </w:rPr>
-        <w:t>Sign-in:</w:t>
-      </w:r>
-    </w:p>
-    <w:p>
-      <w:pPr>
-        <w:rPr>
-          <w:rFonts w:asciiTheme="majorBidi" w:hAnsiTheme="majorBidi" w:cstheme="majorBidi"/>
-          <w:sz w:val="32"/>
-          <w:szCs w:val="32"/>
-          <w:u w:val="single"/>
-        </w:rPr>
-      </w:pPr>
-      <w:r>
-        <w:rPr>
-          <w:rFonts w:asciiTheme="majorBidi" w:hAnsiTheme="majorBidi" w:cstheme="majorBidi"/>
           <w:sz w:val="32"/>
           <w:szCs w:val="32"/>
           <w:u w:val="single"/>
@@ -972,6 +976,7 @@
       <w:r>
         <w:rPr>
           <w:rFonts w:asciiTheme="majorBidi" w:hAnsiTheme="majorBidi" w:cstheme="majorBidi"/>
+          <w:noProof/>
           <w:sz w:val="32"/>
           <w:szCs w:val="32"/>
           <w:u w:val="single"/>
@@ -1044,6 +1049,7 @@
       <w:r>
         <w:rPr>
           <w:rFonts w:asciiTheme="majorBidi" w:hAnsiTheme="majorBidi" w:cstheme="majorBidi"/>
+          <w:noProof/>
           <w:sz w:val="32"/>
           <w:szCs w:val="32"/>
           <w:u w:val="single"/>
@@ -1126,6 +1132,7 @@
       <w:r>
         <w:rPr>
           <w:rFonts w:asciiTheme="majorBidi" w:hAnsiTheme="majorBidi" w:cstheme="majorBidi"/>
+          <w:noProof/>
           <w:sz w:val="32"/>
           <w:szCs w:val="32"/>
           <w:u w:val="single"/>
@@ -1208,6 +1215,7 @@
       <w:r>
         <w:rPr>
           <w:rFonts w:asciiTheme="majorBidi" w:hAnsiTheme="majorBidi" w:cstheme="majorBidi"/>
+          <w:noProof/>
           <w:sz w:val="32"/>
           <w:szCs w:val="32"/>
           <w:u w:val="single"/>
@@ -1320,6 +1328,7 @@
       <w:r>
         <w:rPr>
           <w:rFonts w:asciiTheme="majorBidi" w:hAnsiTheme="majorBidi" w:cstheme="majorBidi"/>
+          <w:noProof/>
           <w:sz w:val="32"/>
           <w:szCs w:val="32"/>
           <w:u w:val="single"/>
@@ -1392,6 +1401,7 @@
       <w:r>
         <w:rPr>
           <w:rFonts w:asciiTheme="majorBidi" w:hAnsiTheme="majorBidi" w:cstheme="majorBidi"/>
+          <w:noProof/>
           <w:sz w:val="32"/>
           <w:szCs w:val="32"/>
           <w:u w:val="single"/>
@@ -1494,6 +1504,7 @@
       <w:r>
         <w:rPr>
           <w:rFonts w:asciiTheme="majorBidi" w:hAnsiTheme="majorBidi" w:cstheme="majorBidi"/>
+          <w:noProof/>
           <w:sz w:val="32"/>
           <w:szCs w:val="32"/>
           <w:u w:val="single"/>
@@ -1576,6 +1587,7 @@
       <w:r>
         <w:rPr>
           <w:rFonts w:asciiTheme="majorBidi" w:hAnsiTheme="majorBidi" w:cstheme="majorBidi"/>
+          <w:noProof/>
           <w:sz w:val="32"/>
           <w:szCs w:val="32"/>
           <w:u w:val="single"/>
@@ -1668,6 +1680,7 @@
       <w:r>
         <w:rPr>
           <w:rFonts w:asciiTheme="majorBidi" w:hAnsiTheme="majorBidi" w:cstheme="majorBidi"/>
+          <w:noProof/>
           <w:sz w:val="32"/>
           <w:szCs w:val="32"/>
           <w:u w:val="single"/>
